--- a/templates/transmittal-slip.docx
+++ b/templates/transmittal-slip.docx
@@ -1035,6 +1035,8 @@
                 <w:rFonts w:ascii="Century Gothic" w:eastAsia="Times New Roman" w:hAnsi="Century Gothic" w:cs="Arial"/>
                 <w:b/>
                 <w:bCs/>
+                <w:sz w:val="16"/>
+                <w:szCs w:val="16"/>
               </w:rPr>
               <w:t xml:space="preserve">{#items}{no}</w:t>
             </w:r>
@@ -1073,8 +1075,8 @@
                 <w:rFonts w:ascii="Century Gothic" w:eastAsia="Arial Unicode MS" w:hAnsi="Century Gothic" w:cs="Arial"/>
                 <w:b/>
                 <w:bCs/>
-                <w:sz w:val="20"/>
-                <w:szCs w:val="20"/>
+                <w:sz w:val="16"/>
+                <w:szCs w:val="16"/>
               </w:rPr>
               <w:t xml:space="preserve">{name_with_type}</w:t>
             </w:r>
@@ -1115,8 +1117,8 @@
                 <w:rFonts w:ascii="Century Gothic" w:eastAsia="Arial Unicode MS" w:hAnsi="Century Gothic" w:cs="Arial"/>
                 <w:b/>
                 <w:bCs/>
-                <w:sz w:val="20"/>
-                <w:szCs w:val="20"/>
+                <w:sz w:val="16"/>
+                <w:szCs w:val="16"/>
               </w:rPr>
               <w:t xml:space="preserve">{vac_from}</w:t>
             </w:r>
@@ -1157,8 +1159,8 @@
                 <w:rFonts w:ascii="Century Gothic" w:eastAsia="Arial Unicode MS" w:hAnsi="Century Gothic" w:cs="Arial"/>
                 <w:b/>
                 <w:bCs/>
-                <w:sz w:val="20"/>
-                <w:szCs w:val="20"/>
+                <w:sz w:val="16"/>
+                <w:szCs w:val="16"/>
               </w:rPr>
               <w:t xml:space="preserve">{vac_to}</w:t>
             </w:r>
@@ -1199,8 +1201,8 @@
                 <w:rFonts w:ascii="Century Gothic" w:eastAsia="Arial Unicode MS" w:hAnsi="Century Gothic" w:cs="Arial"/>
                 <w:b/>
                 <w:bCs/>
-                <w:sz w:val="20"/>
-                <w:szCs w:val="20"/>
+                <w:sz w:val="16"/>
+                <w:szCs w:val="16"/>
               </w:rPr>
               <w:t xml:space="preserve">{sick_from}</w:t>
             </w:r>
@@ -1241,8 +1243,8 @@
                 <w:rFonts w:ascii="Century Gothic" w:eastAsia="Arial Unicode MS" w:hAnsi="Century Gothic" w:cs="Arial"/>
                 <w:b/>
                 <w:bCs/>
-                <w:sz w:val="20"/>
-                <w:szCs w:val="20"/>
+                <w:sz w:val="16"/>
+                <w:szCs w:val="16"/>
               </w:rPr>
               <w:t xml:space="preserve">{sick_to}</w:t>
             </w:r>
@@ -1284,8 +1286,8 @@
                 <w:rFonts w:ascii="Century Gothic" w:eastAsia="Arial Unicode MS" w:hAnsi="Century Gothic" w:cs="Arial"/>
                 <w:b/>
                 <w:bCs/>
-                <w:sz w:val="20"/>
-                <w:szCs w:val="20"/>
+                <w:sz w:val="16"/>
+                <w:szCs w:val="16"/>
               </w:rPr>
               <w:t xml:space="preserve">{other_from}</w:t>
             </w:r>
@@ -1326,8 +1328,8 @@
                 <w:rFonts w:ascii="Century Gothic" w:eastAsia="Arial Unicode MS" w:hAnsi="Century Gothic" w:cs="Arial"/>
                 <w:b/>
                 <w:bCs/>
-                <w:sz w:val="20"/>
-                <w:szCs w:val="20"/>
+                <w:sz w:val="16"/>
+                <w:szCs w:val="16"/>
               </w:rPr>
               <w:t xml:space="preserve">{other_to}{/items}</w:t>
             </w:r>
@@ -2945,7 +2947,7 @@
               <w:szCs w:val="18"/>
               <w:lang w:val="en-ZA"/>
             </w:rPr>
-            <w:t>www.westerncape.gov.za</w:t>
+            <w:t/>
           </w:r>
         </w:hyperlink>
       </w:p>
@@ -3229,7 +3231,7 @@
           <w:szCs w:val="18"/>
           <w:lang w:val="en-ZA"/>
         </w:rPr>
-        <w:t>www.westerncape.gov.za</w:t>
+        <w:t/>
       </w:r>
     </w:hyperlink>
   </w:p>
@@ -3295,7 +3297,7 @@
         <w:bCs/>
         <w:color w:val="333399"/>
       </w:rPr>
-      <w:t>Department of Infrastructure</w:t>
+      <w:t>{org_name}</w:t>
     </w:r>
   </w:p>
   <w:p>

--- a/templates/transmittal-slip.docx
+++ b/templates/transmittal-slip.docx
@@ -1854,7 +1854,7 @@
                 <w:sz w:val="20"/>
                 <w:szCs w:val="20"/>
               </w:rPr>
-              <w:t xml:space="preserve">CRU (HR CONTACT CENTRE) </w:t>
+              <w:t xml:space="preserve">(HR) </w:t>
             </w:r>
           </w:p>
         </w:tc>
